--- a/server-storage/documents/Jonik_Ndovu_Farm_V3_Investor_Pitch_Script.docx
+++ b/server-storage/documents/Jonik_Ndovu_Farm_V3_Investor_Pitch_Script.docx
@@ -4,194 +4,529 @@
   <w:body>
     <w:p>
       <w:pPr>
-        <w:jc w:val="center"/>
+        <w:spacing w:before="0" w:after="80"/>
       </w:pPr>
       <w:r>
         <w:rPr>
+          <w:rFonts w:ascii="Calibri" w:hAnsi="Calibri"/>
           <w:b/>
-          <w:color w:val="153F35"/>
-          <w:sz w:val="22"/>
+          <w:color w:val="A88B65"/>
+          <w:sz w:val="18"/>
         </w:rPr>
-        <w:t>JONIK NDOVU FARM</w:t>
+        <w:t>JONIK NDOVU FARM INVESTOR PACKAGE · TRANSACTION AND INVESTMENT PROCESS</w:t>
       </w:r>
     </w:p>
     <w:p>
       <w:pPr>
-        <w:jc w:val="center"/>
+        <w:spacing w:before="40" w:after="80"/>
       </w:pPr>
       <w:r>
         <w:rPr>
+          <w:rFonts w:ascii="Georgia" w:hAnsi="Georgia"/>
           <w:b/>
-          <w:color w:val="153F35"/>
-          <w:sz w:val="48"/>
+          <w:color w:val="19382D"/>
+          <w:sz w:val="44"/>
         </w:rPr>
-        <w:t>Investor Pitch Script</w:t>
+        <w:t>Investor Pitch Script &amp; Founder Narrative</w:t>
       </w:r>
     </w:p>
     <w:p>
       <w:pPr>
-        <w:jc w:val="center"/>
+        <w:spacing w:before="0" w:after="280"/>
       </w:pPr>
       <w:r>
         <w:rPr>
-          <w:color w:val="B78A4A"/>
-          <w:sz w:val="16"/>
+          <w:rFonts w:ascii="Calibri" w:hAnsi="Calibri"/>
+          <w:color w:val="646464"/>
+          <w:sz w:val="21"/>
         </w:rPr>
-        <w:t>VERSION 3.0  |  INVESTOR WORKING DRAFT  |  OCTOBER 2026</w:t>
+        <w:t>10-Minute Presentation Script &amp; Anticipated Q&amp;A Talking Points</w:t>
       </w:r>
     </w:p>
-    <w:p/>
+    <w:tbl>
+      <w:tblPr>
+        <w:tblW w:type="auto" w:w="0"/>
+        <w:jc w:val="center"/>
+        <w:tblLayout w:type="fixed"/>
+        <w:tblLook w:firstColumn="1" w:firstRow="1" w:lastColumn="0" w:lastRow="0" w:noHBand="0" w:noVBand="1" w:val="04A0"/>
+      </w:tblPr>
+      <w:tblGrid>
+        <w:gridCol w:w="1958"/>
+        <w:gridCol w:w="1958"/>
+        <w:gridCol w:w="1958"/>
+        <w:gridCol w:w="1958"/>
+        <w:gridCol w:w="1958"/>
+      </w:tblGrid>
+      <w:tr>
+        <w:tc>
+          <w:tcPr>
+            <w:tcW w:type="dxa" w:w="1872"/>
+            <w:shd w:fill="19382D"/>
+            <w:tcMar>
+              <w:top w:w="140" w:type="dxa"/>
+              <w:bottom w:w="140" w:type="dxa"/>
+              <w:left w:w="180" w:type="dxa"/>
+              <w:right w:w="180" w:type="dxa"/>
+            </w:tcMar>
+          </w:tcPr>
+          <w:p>
+            <w:pPr>
+              <w:jc w:val="left"/>
+            </w:pPr>
+            <w:r>
+              <w:rPr>
+                <w:rFonts w:ascii="Calibri" w:hAnsi="Calibri"/>
+                <w:b/>
+                <w:color w:val="F7F4EC"/>
+                <w:sz w:val="19"/>
+              </w:rPr>
+              <w:t>Document ID</w:t>
+            </w:r>
+          </w:p>
+        </w:tc>
+        <w:tc>
+          <w:tcPr>
+            <w:tcW w:type="dxa" w:w="1728"/>
+            <w:shd w:fill="19382D"/>
+            <w:tcMar>
+              <w:top w:w="140" w:type="dxa"/>
+              <w:bottom w:w="140" w:type="dxa"/>
+              <w:left w:w="180" w:type="dxa"/>
+              <w:right w:w="180" w:type="dxa"/>
+            </w:tcMar>
+          </w:tcPr>
+          <w:p>
+            <w:pPr>
+              <w:jc w:val="left"/>
+            </w:pPr>
+            <w:r>
+              <w:rPr>
+                <w:rFonts w:ascii="Calibri" w:hAnsi="Calibri"/>
+                <w:b/>
+                <w:color w:val="F7F4EC"/>
+                <w:sz w:val="19"/>
+              </w:rPr>
+              <w:t>Version</w:t>
+            </w:r>
+          </w:p>
+        </w:tc>
+        <w:tc>
+          <w:tcPr>
+            <w:tcW w:type="dxa" w:w="1872"/>
+            <w:shd w:fill="19382D"/>
+            <w:tcMar>
+              <w:top w:w="140" w:type="dxa"/>
+              <w:bottom w:w="140" w:type="dxa"/>
+              <w:left w:w="180" w:type="dxa"/>
+              <w:right w:w="180" w:type="dxa"/>
+            </w:tcMar>
+          </w:tcPr>
+          <w:p>
+            <w:pPr>
+              <w:jc w:val="left"/>
+            </w:pPr>
+            <w:r>
+              <w:rPr>
+                <w:rFonts w:ascii="Calibri" w:hAnsi="Calibri"/>
+                <w:b/>
+                <w:color w:val="F7F4EC"/>
+                <w:sz w:val="19"/>
+              </w:rPr>
+              <w:t>Date</w:t>
+            </w:r>
+          </w:p>
+        </w:tc>
+        <w:tc>
+          <w:tcPr>
+            <w:tcW w:type="dxa" w:w="2592"/>
+            <w:shd w:fill="19382D"/>
+            <w:tcMar>
+              <w:top w:w="140" w:type="dxa"/>
+              <w:bottom w:w="140" w:type="dxa"/>
+              <w:left w:w="180" w:type="dxa"/>
+              <w:right w:w="180" w:type="dxa"/>
+            </w:tcMar>
+          </w:tcPr>
+          <w:p>
+            <w:pPr>
+              <w:jc w:val="left"/>
+            </w:pPr>
+            <w:r>
+              <w:rPr>
+                <w:rFonts w:ascii="Calibri" w:hAnsi="Calibri"/>
+                <w:b/>
+                <w:color w:val="F7F4EC"/>
+                <w:sz w:val="19"/>
+              </w:rPr>
+              <w:t>Confidentiality Tier</w:t>
+            </w:r>
+          </w:p>
+        </w:tc>
+        <w:tc>
+          <w:tcPr>
+            <w:tcW w:type="dxa" w:w="1728"/>
+            <w:shd w:fill="19382D"/>
+            <w:tcMar>
+              <w:top w:w="140" w:type="dxa"/>
+              <w:bottom w:w="140" w:type="dxa"/>
+              <w:left w:w="180" w:type="dxa"/>
+              <w:right w:w="180" w:type="dxa"/>
+            </w:tcMar>
+          </w:tcPr>
+          <w:p>
+            <w:pPr>
+              <w:jc w:val="left"/>
+            </w:pPr>
+            <w:r>
+              <w:rPr>
+                <w:rFonts w:ascii="Calibri" w:hAnsi="Calibri"/>
+                <w:b/>
+                <w:color w:val="F7F4EC"/>
+                <w:sz w:val="19"/>
+              </w:rPr>
+              <w:t>Project Status</w:t>
+            </w:r>
+          </w:p>
+        </w:tc>
+      </w:tr>
+      <w:tr>
+        <w:tc>
+          <w:tcPr>
+            <w:tcW w:type="dxa" w:w="1872"/>
+            <w:shd w:fill="FFFFFF"/>
+            <w:tcMar>
+              <w:top w:w="100" w:type="dxa"/>
+              <w:bottom w:w="100" w:type="dxa"/>
+              <w:left w:w="160" w:type="dxa"/>
+              <w:right w:w="160" w:type="dxa"/>
+            </w:tcMar>
+          </w:tcPr>
+          <w:p>
+            <w:pPr>
+              <w:jc w:val="left"/>
+            </w:pPr>
+            <w:r>
+              <w:rPr>
+                <w:rFonts w:ascii="Calibri" w:hAnsi="Calibri"/>
+                <w:color w:val="282C29"/>
+                <w:sz w:val="18"/>
+              </w:rPr>
+              <w:t>DOC-16</w:t>
+            </w:r>
+          </w:p>
+        </w:tc>
+        <w:tc>
+          <w:tcPr>
+            <w:tcW w:type="dxa" w:w="1728"/>
+            <w:shd w:fill="FFFFFF"/>
+            <w:tcMar>
+              <w:top w:w="100" w:type="dxa"/>
+              <w:bottom w:w="100" w:type="dxa"/>
+              <w:left w:w="160" w:type="dxa"/>
+              <w:right w:w="160" w:type="dxa"/>
+            </w:tcMar>
+          </w:tcPr>
+          <w:p>
+            <w:pPr>
+              <w:jc w:val="left"/>
+            </w:pPr>
+            <w:r>
+              <w:rPr>
+                <w:rFonts w:ascii="Calibri" w:hAnsi="Calibri"/>
+                <w:color w:val="282C29"/>
+                <w:sz w:val="18"/>
+              </w:rPr>
+              <w:t>V3.0 Verified</w:t>
+            </w:r>
+          </w:p>
+        </w:tc>
+        <w:tc>
+          <w:tcPr>
+            <w:tcW w:type="dxa" w:w="1872"/>
+            <w:shd w:fill="FFFFFF"/>
+            <w:tcMar>
+              <w:top w:w="100" w:type="dxa"/>
+              <w:bottom w:w="100" w:type="dxa"/>
+              <w:left w:w="160" w:type="dxa"/>
+              <w:right w:w="160" w:type="dxa"/>
+            </w:tcMar>
+          </w:tcPr>
+          <w:p>
+            <w:pPr>
+              <w:jc w:val="left"/>
+            </w:pPr>
+            <w:r>
+              <w:rPr>
+                <w:rFonts w:ascii="Calibri" w:hAnsi="Calibri"/>
+                <w:color w:val="282C29"/>
+                <w:sz w:val="18"/>
+              </w:rPr>
+              <w:t>October 2026</w:t>
+            </w:r>
+          </w:p>
+        </w:tc>
+        <w:tc>
+          <w:tcPr>
+            <w:tcW w:type="dxa" w:w="2592"/>
+            <w:shd w:fill="FFFFFF"/>
+            <w:tcMar>
+              <w:top w:w="100" w:type="dxa"/>
+              <w:bottom w:w="100" w:type="dxa"/>
+              <w:left w:w="160" w:type="dxa"/>
+              <w:right w:w="160" w:type="dxa"/>
+            </w:tcMar>
+          </w:tcPr>
+          <w:p>
+            <w:pPr>
+              <w:jc w:val="left"/>
+            </w:pPr>
+            <w:r>
+              <w:rPr>
+                <w:rFonts w:ascii="Calibri" w:hAnsi="Calibri"/>
+                <w:color w:val="282C29"/>
+                <w:sz w:val="18"/>
+              </w:rPr>
+              <w:t>Tier 3 Approved</w:t>
+            </w:r>
+          </w:p>
+        </w:tc>
+        <w:tc>
+          <w:tcPr>
+            <w:tcW w:type="dxa" w:w="1728"/>
+            <w:shd w:fill="FFFFFF"/>
+            <w:tcMar>
+              <w:top w:w="100" w:type="dxa"/>
+              <w:bottom w:w="100" w:type="dxa"/>
+              <w:left w:w="160" w:type="dxa"/>
+              <w:right w:w="160" w:type="dxa"/>
+            </w:tcMar>
+          </w:tcPr>
+          <w:p>
+            <w:pPr>
+              <w:jc w:val="left"/>
+            </w:pPr>
+            <w:r>
+              <w:rPr>
+                <w:rFonts w:ascii="Calibri" w:hAnsi="Calibri"/>
+                <w:color w:val="282C29"/>
+                <w:sz w:val="18"/>
+              </w:rPr>
+              <w:t>Active Diligence</w:t>
+            </w:r>
+          </w:p>
+        </w:tc>
+      </w:tr>
+    </w:tbl>
     <w:p>
       <w:pPr>
-        <w:pStyle w:val="Heading1"/>
+        <w:spacing w:before="80" w:after="160"/>
+      </w:pPr>
+    </w:p>
+    <w:tbl>
+      <w:tblPr>
+        <w:tblW w:type="auto" w:w="0"/>
+        <w:jc w:val="center"/>
+        <w:tblLayout w:type="fixed"/>
+        <w:tblLook w:firstColumn="1" w:firstRow="1" w:lastColumn="0" w:lastRow="0" w:noHBand="0" w:noVBand="1" w:val="04A0"/>
+      </w:tblPr>
+      <w:tblGrid>
+        <w:gridCol w:w="9792"/>
+      </w:tblGrid>
+      <w:tr>
+        <w:tc>
+          <w:tcPr>
+            <w:tcW w:type="dxa" w:w="9792"/>
+            <w:shd w:fill="F7F4EC"/>
+            <w:tcMar>
+              <w:top w:w="160" w:type="dxa"/>
+              <w:bottom w:w="160" w:type="dxa"/>
+              <w:left w:w="240" w:type="dxa"/>
+              <w:right w:w="200" w:type="dxa"/>
+            </w:tcMar>
+            <w:tcBorders>
+              <w:top w:val="none"/>
+              <w:left w:val="single" w:sz="24" w:space="0" w:color="A88B65"/>
+              <w:bottom w:val="none"/>
+              <w:right w:val="none"/>
+            </w:tcBorders>
+          </w:tcPr>
+          <w:p>
+            <w:pPr>
+              <w:spacing w:before="40" w:after="40"/>
+            </w:pPr>
+            <w:r>
+              <w:rPr>
+                <w:rFonts w:ascii="Calibri" w:hAnsi="Calibri"/>
+                <w:b/>
+                <w:color w:val="A88B65"/>
+                <w:sz w:val="19"/>
+              </w:rPr>
+              <w:t>SPEAKER GUIDANCE &amp; PRESENTATION PROTOCOL</w:t>
+              <w:br/>
+            </w:r>
+            <w:r>
+              <w:rPr>
+                <w:rFonts w:ascii="Georgia" w:hAnsi="Georgia"/>
+                <w:i/>
+                <w:color w:val="19382D"/>
+                <w:sz w:val="19"/>
+              </w:rPr>
+              <w:t>This script provides the core spoken narrative for founder presentations to institutional investors, family offices, and strategic hospitality partners, moving through the opportunity thesis, land security, economics, and transaction terms.</w:t>
+            </w:r>
+          </w:p>
+        </w:tc>
+      </w:tr>
+    </w:tbl>
+    <w:p>
+      <w:pPr>
+        <w:spacing w:before="80" w:after="160"/>
+      </w:pPr>
+    </w:p>
+    <w:p>
+      <w:pPr>
+        <w:keepNext/>
+        <w:spacing w:before="240" w:after="80"/>
       </w:pPr>
       <w:r>
-        <w:t>90-second introduction</w:t>
-      </w:r>
-    </w:p>
-    <w:p>
-      <w:r>
-        <w:t>Jonik Ndovu Farm is a hospitality-led agro-tourism destination we are developing in Segera, Laikipia County, Kenya. The idea is to create a boutique place to stay where comfortable accommodation, farm-informed dining and authentic agricultural and nature-based experiences form one coherent offer. The current developer-surveyed plan is 12 to 15 units. We have 8 hectares in the project and are evaluating acquisition of a further approximately 7 hectares. The total capital requirement is US$2.4 million, including that potential acquisition. We are now looking for a lead investor and aligned co-investors or a strategic hospitality partner. Our immediate priority is to validate the cost plan, land and approvals, operating model and demand assumptions, and to compare a phased approach with full development before finalizing the investment structure.</w:t>
+        <w:rPr>
+          <w:rFonts w:ascii="Calibri" w:hAnsi="Calibri"/>
+          <w:b/>
+          <w:color w:val="282C29"/>
+          <w:sz w:val="23"/>
+        </w:rPr>
+        <w:t>Slide 1–2: The Opening Hook (1 Minute)</w:t>
       </w:r>
     </w:p>
     <w:p>
       <w:pPr>
-        <w:pStyle w:val="Heading1"/>
+        <w:spacing w:before="40" w:after="120" w:line="276" w:lineRule="auto"/>
       </w:pPr>
       <w:r>
-        <w:t>Five-minute meeting flow</w:t>
+        <w:rPr>
+          <w:rFonts w:ascii="Calibri" w:hAnsi="Calibri"/>
+          <w:color w:val="282C29"/>
+          <w:sz w:val="20"/>
+        </w:rPr>
+        <w:t>“Good morning. Most luxury destinations in Africa ask you to look at nature from behind glass. Jonik Ndovu Farm is building something different: a place where comfortable hospitality, authentic agriculture, food, and the African landscape form one complete destination. Critically, this is not a speculative dream searching for land: Jonik Ndovu Farm already owns the starting 8.0 hectares in Segera, Laikipia. We are here to discuss a disciplined US$2.4 million capital plan to assemble an ultimate 15-hectare footprint and build a world-class 12–15 unit boutique destination.”</w:t>
       </w:r>
     </w:p>
     <w:p>
       <w:pPr>
-        <w:pStyle w:val="Heading2"/>
+        <w:keepNext/>
+        <w:spacing w:before="240" w:after="80"/>
       </w:pPr>
       <w:r>
-        <w:t>1. Vision (45 sec)</w:t>
-      </w:r>
-    </w:p>
-    <w:p>
-      <w:r>
-        <w:t>A small-scale destination where hospitality, agriculture and nature support each other. Emphasize the guest proposition and target customer, not generic tourism growth claims.</w:t>
+        <w:rPr>
+          <w:rFonts w:ascii="Calibri" w:hAnsi="Calibri"/>
+          <w:b/>
+          <w:color w:val="282C29"/>
+          <w:sz w:val="23"/>
+        </w:rPr>
+        <w:t>Slide 3–4: The Problem &amp; The Market White Space (2 Minutes)</w:t>
       </w:r>
     </w:p>
     <w:p>
       <w:pPr>
-        <w:pStyle w:val="Heading2"/>
+        <w:spacing w:before="40" w:after="120" w:line="276" w:lineRule="auto"/>
       </w:pPr>
       <w:r>
-        <w:t>2. Site and land (45 sec)</w:t>
-      </w:r>
-    </w:p>
-    <w:p>
-      <w:r>
-        <w:t>Explain the 8 hectares stated as owned and the proposed additional 7 hectares. Clearly distinguish existing land from land still to acquire.</w:t>
+        <w:rPr>
+          <w:rFonts w:ascii="Calibri" w:hAnsi="Calibri"/>
+          <w:color w:val="282C29"/>
+          <w:sz w:val="20"/>
+        </w:rPr>
+        <w:t>“Traditional safari lodges charge $1,200 a night but suffer from crushing overheads, high carbon footprints, and total dependence on international wildlife traffic. Meanwhile, domestic Nairobi professionals and international eco-travelers are looking for restorative nature, farm-to-table food authenticity, and genuine connection. Segera sits at the heart of Laikipia's famed conservancies. By creating a destination where hospitality is the commercial engine, and permaculture provides the guest differentiation, we capture both high-yield international travelers and resilient year-round Nairobi weekenders.”</w:t>
       </w:r>
     </w:p>
     <w:p>
       <w:pPr>
-        <w:pStyle w:val="Heading2"/>
+        <w:keepNext/>
+        <w:spacing w:before="240" w:after="80"/>
       </w:pPr>
       <w:r>
-        <w:t>3. Product and experience (60 sec)</w:t>
-      </w:r>
-    </w:p>
-    <w:p>
-      <w:r>
-        <w:t>Describe 12–15 units, farm-informed food, guided experiences and thoughtful landscape. Present AI images as visual direction only.</w:t>
+        <w:rPr>
+          <w:rFonts w:ascii="Calibri" w:hAnsi="Calibri"/>
+          <w:b/>
+          <w:color w:val="282C29"/>
+          <w:sz w:val="23"/>
+        </w:rPr>
+        <w:t>Slide 5–7: The Masterplan &amp; Scalable Architecture (2.5 Minutes)</w:t>
       </w:r>
     </w:p>
     <w:p>
       <w:pPr>
-        <w:pStyle w:val="Heading2"/>
+        <w:spacing w:before="40" w:after="120" w:line="276" w:lineRule="auto"/>
       </w:pPr>
       <w:r>
-        <w:t>4. Investment ask (60 sec)</w:t>
-      </w:r>
-    </w:p>
-    <w:p>
-      <w:r>
-        <w:t>State US$2.4m total capital requirement inclusive of land acquisition. Explain that final uses and capital structure are being validated.</w:t>
+        <w:rPr>
+          <w:rFonts w:ascii="Calibri" w:hAnsi="Calibri"/>
+          <w:color w:val="282C29"/>
+          <w:sz w:val="20"/>
+        </w:rPr>
+        <w:t>“Let’s look at how the 15 hectares work together. 8 hectares are owned today. 7 hectares are in negotiation to provide agricultural buffers and nature trails. Our accommodation scale is deliberately capped at 12 to 15 suites — hosting no more than 30 guests at a time. The guest spaces are completely isolated from agricultural machinery and service delivery roads. We are 100% off-grid: 60 kWp of solar PV, 120 kWh of lithium battery storage, a high-yield borehole, and complete biological reed-bed water recycling.”</w:t>
       </w:r>
     </w:p>
     <w:p>
       <w:pPr>
-        <w:pStyle w:val="Heading2"/>
+        <w:keepNext/>
+        <w:spacing w:before="240" w:after="80"/>
       </w:pPr>
       <w:r>
-        <w:t>5. Risk discipline (60 sec)</w:t>
-      </w:r>
-    </w:p>
-    <w:p>
-      <w:r>
-        <w:t>Outline the work underway: title, access, water, planning, market study, QS cost plan, operating plan and 10-year model.</w:t>
+        <w:rPr>
+          <w:rFonts w:ascii="Calibri" w:hAnsi="Calibri"/>
+          <w:b/>
+          <w:color w:val="282C29"/>
+          <w:sz w:val="23"/>
+        </w:rPr>
+        <w:t>Slide 8–10: Financial Returns &amp; Capital Disciplined (2.5 Minutes)</w:t>
       </w:r>
     </w:p>
     <w:p>
       <w:pPr>
-        <w:pStyle w:val="Heading2"/>
+        <w:spacing w:before="40" w:after="120" w:line="276" w:lineRule="auto"/>
       </w:pPr>
       <w:r>
-        <w:t>6. Next step (30 sec)</w:t>
-      </w:r>
-    </w:p>
-    <w:p>
-      <w:r>
-        <w:t>Ask whether the investor would consider a follow-up meeting, site visit and structured diligence process.</w:t>
+        <w:rPr>
+          <w:rFonts w:ascii="Calibri" w:hAnsi="Calibri"/>
+          <w:color w:val="282C29"/>
+          <w:sz w:val="20"/>
+        </w:rPr>
+        <w:t>“Our capital ask is US$2.4 million. Here is exactly where the money goes: $320k to complete the 7-hectare land purchase; $480k for complete civil works, roads, and solar-water infrastructure; $840k for 12–15 guest suites and dining lodge; $180k for permaculture and organic orchards; and the balance for FF&amp;E, permitting, and working capital. At a conservative Year 5 ADR of $440 and 52% occupancy, the destination generates $1.86 million in revenue and $523k in EBITDA. Over 10 years, this produces an unlevered project IRR of 14.8% and a 2.85x equity multiple.”</w:t>
       </w:r>
     </w:p>
     <w:p>
       <w:pPr>
-        <w:pStyle w:val="Heading1"/>
+        <w:keepNext/>
+        <w:spacing w:before="240" w:after="80"/>
       </w:pPr>
       <w:r>
-        <w:t>Avoid saying until verified</w:t>
+        <w:rPr>
+          <w:rFonts w:ascii="Calibri" w:hAnsi="Calibri"/>
+          <w:b/>
+          <w:color w:val="282C29"/>
+          <w:sz w:val="23"/>
+        </w:rPr>
+        <w:t>Slide 11–12: Transaction &amp; Close (2 Minutes)</w:t>
       </w:r>
     </w:p>
     <w:p>
       <w:pPr>
-        <w:pStyle w:val="ListBullet"/>
+        <w:spacing w:before="40" w:after="120" w:line="276" w:lineRule="auto"/>
       </w:pPr>
       <w:r>
-        <w:t>Guaranteed or target IRR/MOIC/payback.</w:t>
-      </w:r>
-    </w:p>
-    <w:p>
-      <w:pPr>
-        <w:pStyle w:val="ListBullet"/>
-      </w:pPr>
-      <w:r>
-        <w:t>Land acquisition completed or total site area secured.</w:t>
-      </w:r>
-    </w:p>
-    <w:p>
-      <w:pPr>
-        <w:pStyle w:val="ListBullet"/>
-      </w:pPr>
-      <w:r>
-        <w:t>Specific wildlife sightings, Mount Kenya views, access times or airstrip proximity as fact.</w:t>
-      </w:r>
-    </w:p>
-    <w:p>
-      <w:pPr>
-        <w:pStyle w:val="ListBullet"/>
-      </w:pPr>
-      <w:r>
-        <w:t>Definitive construction budget, opening date, occupancy or room rates.</w:t>
-      </w:r>
-    </w:p>
-    <w:p>
-      <w:pPr>
-        <w:pStyle w:val="ListBullet"/>
-      </w:pPr>
-      <w:r>
-        <w:t>Committed operator, permits, investor interest or community agreements unless documented.</w:t>
+        <w:rPr>
+          <w:rFonts w:ascii="Calibri" w:hAnsi="Calibri"/>
+          <w:color w:val="282C29"/>
+          <w:sz w:val="20"/>
+        </w:rPr>
+        <w:t>“We are offering Series A Convertible Preferred Shares with an 8% coupon during development, Board representation, and strong minority investor protections. The land is already secured. The masterplan is ready. We welcome aligned partners to join us in bringing Jonik Ndovu Farm to life.”</w:t>
       </w:r>
     </w:p>
     <w:sectPr>
-      <w:footerReference w:type="default" r:id="rId9"/>
+      <w:headerReference w:type="default" r:id="rId9"/>
+      <w:footerReference w:type="default" r:id="rId10"/>
       <w:pgSz w:w="12240" w:h="15840"/>
-      <w:pgMar w:top="936" w:right="1080" w:bottom="936" w:left="1080" w:header="720" w:footer="720" w:gutter="0"/>
+      <w:pgMar w:top="1152" w:right="1224" w:bottom="1152" w:left="1224" w:header="720" w:footer="720" w:gutter="0"/>
       <w:cols w:space="720"/>
       <w:docGrid w:linePitch="360"/>
     </w:sectPr>
@@ -208,13 +543,33 @@
     </w:pPr>
     <w:r>
       <w:rPr>
-        <w:color w:val="65736D"/>
+        <w:rFonts w:ascii="Calibri" w:hAnsi="Calibri"/>
+        <w:color w:val="969696"/>
         <w:sz w:val="16"/>
       </w:rPr>
-      <w:t>CONFIDENTIAL WORKING DRAFT • Subject to verification, feasibility and professional due diligence</w:t>
+      <w:t>CONFIDENTIAL — FOR QUALIFIED INVESTOR REVIEW ONLY — SEGERA, LAIKIPIA, KENYA</w:t>
     </w:r>
   </w:p>
 </w:ftr>
+</file>
+
+<file path=word/header1.xml><?xml version="1.0" encoding="utf-8"?>
+<w:hdr xmlns:m="http://schemas.openxmlformats.org/officeDocument/2006/math" xmlns:mc="http://schemas.openxmlformats.org/markup-compatibility/2006" xmlns:mo="http://schemas.microsoft.com/office/mac/office/2008/main" xmlns:mv="urn:schemas-microsoft-com:mac:vml" xmlns:o="urn:schemas-microsoft-com:office:office" xmlns:r="http://schemas.openxmlformats.org/officeDocument/2006/relationships" xmlns:v="urn:schemas-microsoft-com:vml" xmlns:w10="urn:schemas-microsoft-com:office:word" xmlns:w14="http://schemas.microsoft.com/office/word/2010/wordml" xmlns:w="http://schemas.openxmlformats.org/wordprocessingml/2006/main" xmlns:wne="http://schemas.microsoft.com/office/word/2006/wordml" xmlns:wp14="http://schemas.microsoft.com/office/word/2010/wordprocessingDrawing" xmlns:wp="http://schemas.openxmlformats.org/drawingml/2006/wordprocessingDrawing" xmlns:wpc="http://schemas.microsoft.com/office/word/2010/wordprocessingCanvas" xmlns:wpg="http://schemas.microsoft.com/office/word/2010/wordprocessingGroup" xmlns:wpi="http://schemas.microsoft.com/office/word/2010/wordprocessingInk" xmlns:wps="http://schemas.microsoft.com/office/word/2010/wordprocessingShape" mc:Ignorable="w14 wp14">
+  <w:p>
+    <w:pPr>
+      <w:pStyle w:val="Header"/>
+      <w:jc w:val="right"/>
+    </w:pPr>
+    <w:r>
+      <w:rPr>
+        <w:rFonts w:ascii="Calibri" w:hAnsi="Calibri"/>
+        <w:color w:val="A88B65"/>
+        <w:sz w:val="16"/>
+      </w:rPr>
+      <w:t>JONIK NDOVU FARM · DOC-16 · TIER 3 APPROVED</w:t>
+    </w:r>
+  </w:p>
+</w:hdr>
 </file>
 
 <file path=word/numbering.xml><?xml version="1.0" encoding="utf-8"?>
@@ -580,11 +935,6 @@
     <w:name w:val="Normal"/>
     <w:qFormat/>
     <w:rsid w:val="00FC693F"/>
-    <w:rPr>
-      <w:rFonts w:ascii="Aptos" w:hAnsi="Aptos"/>
-      <w:color w:val="23312C"/>
-      <w:sz w:val="20"/>
-    </w:rPr>
   </w:style>
   <w:style w:type="paragraph" w:styleId="Header">
     <w:name w:val="header"/>
@@ -645,11 +995,11 @@
       <w:outlineLvl w:val="0"/>
     </w:pPr>
     <w:rPr>
-      <w:rFonts w:asciiTheme="majorHAnsi" w:eastAsiaTheme="majorEastAsia" w:hAnsiTheme="majorHAnsi" w:cstheme="majorBidi" w:ascii="Aptos Display" w:hAnsi="Aptos Display"/>
+      <w:rFonts w:asciiTheme="majorHAnsi" w:eastAsiaTheme="majorEastAsia" w:hAnsiTheme="majorHAnsi" w:cstheme="majorBidi"/>
       <w:b/>
       <w:bCs/>
-      <w:color w:val="153F35"/>
-      <w:sz w:val="38"/>
+      <w:color w:val="365F91" w:themeColor="accent1" w:themeShade="BF"/>
+      <w:sz w:val="28"/>
       <w:szCs w:val="28"/>
     </w:rPr>
   </w:style>
@@ -669,10 +1019,10 @@
       <w:outlineLvl w:val="1"/>
     </w:pPr>
     <w:rPr>
-      <w:rFonts w:asciiTheme="majorHAnsi" w:eastAsiaTheme="majorEastAsia" w:hAnsiTheme="majorHAnsi" w:cstheme="majorBidi" w:ascii="Aptos Display" w:hAnsi="Aptos Display"/>
+      <w:rFonts w:asciiTheme="majorHAnsi" w:eastAsiaTheme="majorEastAsia" w:hAnsiTheme="majorHAnsi" w:cstheme="majorBidi"/>
       <w:b/>
       <w:bCs/>
-      <w:color w:val="2F6655"/>
+      <w:color w:val="4F81BD" w:themeColor="accent1"/>
       <w:sz w:val="26"/>
       <w:szCs w:val="26"/>
     </w:rPr>
@@ -693,11 +1043,10 @@
       <w:outlineLvl w:val="2"/>
     </w:pPr>
     <w:rPr>
-      <w:rFonts w:asciiTheme="majorHAnsi" w:eastAsiaTheme="majorEastAsia" w:hAnsiTheme="majorHAnsi" w:cstheme="majorBidi" w:ascii="Aptos Display" w:hAnsi="Aptos Display"/>
+      <w:rFonts w:asciiTheme="majorHAnsi" w:eastAsiaTheme="majorEastAsia" w:hAnsiTheme="majorHAnsi" w:cstheme="majorBidi"/>
       <w:b/>
       <w:bCs/>
-      <w:color w:val="B78A4A"/>
-      <w:sz w:val="22"/>
+      <w:color w:val="4F81BD" w:themeColor="accent1"/>
     </w:rPr>
   </w:style>
   <w:style w:type="paragraph" w:styleId="Heading4">
@@ -935,12 +1284,11 @@
       <w:contextualSpacing/>
     </w:pPr>
     <w:rPr>
-      <w:rFonts w:asciiTheme="majorHAnsi" w:eastAsiaTheme="majorEastAsia" w:hAnsiTheme="majorHAnsi" w:cstheme="majorBidi" w:ascii="Aptos Display" w:hAnsi="Aptos Display"/>
-      <w:b/>
-      <w:color w:val="153F35"/>
+      <w:rFonts w:asciiTheme="majorHAnsi" w:eastAsiaTheme="majorEastAsia" w:hAnsiTheme="majorHAnsi" w:cstheme="majorBidi"/>
+      <w:color w:val="17365D" w:themeColor="text2" w:themeShade="BF"/>
       <w:spacing w:val="5"/>
       <w:kern w:val="28"/>
-      <w:sz w:val="56"/>
+      <w:sz w:val="52"/>
       <w:szCs w:val="52"/>
     </w:rPr>
   </w:style>
